--- a/paper/_extensions/apaquasi/apaquarto.docx
+++ b/paper/_extensions/apaquasi/apaquarto.docx
@@ -124,7 +124,7 @@
       </w:sdtPr>
       <w:sdtContent>
         <w:r>
-          <w:t xml:space="preserve">FRAMING THE FAKE</w:t>
+          <w:t xml:space="preserve">NOT ALL FAKES ARE EQUALLY UGLY</w:t>
         </w:r>
       </w:sdtContent>
     </w:sdt>
